--- a/Lisezmoi.docx
+++ b/Lisezmoi.docx
@@ -182,10 +182,16 @@
     </w:p>
     <w:p>
       <w:pPr>
-        <w:numPr>
-          <w:ilvl w:val="0"/>
-          <w:numId w:val="1"/>
-        </w:numPr>
+        <w:rPr>
+          <w:rFonts w:hint="default" w:ascii="SimSun" w:hAnsi="SimSun" w:eastAsia="SimSun" w:cs="SimSun"/>
+          <w:b/>
+          <w:bCs/>
+          <w:sz w:val="36"/>
+          <w:szCs w:val="36"/>
+          <w:lang w:val="fr-FR"/>
+        </w:rPr>
+      </w:pPr>
+      <w:r>
         <w:rPr>
           <w:rFonts w:ascii="SimSun" w:hAnsi="SimSun" w:eastAsia="SimSun" w:cs="SimSun"/>
           <w:b/>
@@ -193,8 +199,15 @@
           <w:sz w:val="28"/>
           <w:szCs w:val="28"/>
         </w:rPr>
-      </w:pPr>
-      <w:r>
+        <w:t>I Modèle Conceptuel de Données (MCD)</w:t>
+      </w:r>
+    </w:p>
+    <w:p>
+      <w:pPr>
+        <w:numPr>
+          <w:ilvl w:val="0"/>
+          <w:numId w:val="1"/>
+        </w:numPr>
         <w:rPr>
           <w:rFonts w:ascii="SimSun" w:hAnsi="SimSun" w:eastAsia="SimSun" w:cs="SimSun"/>
           <w:b/>
@@ -202,136 +215,8 @@
           <w:sz w:val="28"/>
           <w:szCs w:val="28"/>
         </w:rPr>
-        <w:t>Définition des trois premières formes normales</w:t>
-      </w:r>
-    </w:p>
-    <w:p>
-      <w:pPr>
-        <w:pStyle w:val="2"/>
-        <w:keepNext w:val="0"/>
-        <w:keepLines w:val="0"/>
-        <w:widowControl/>
-        <w:suppressLineNumbers w:val="0"/>
-      </w:pPr>
-      <w:r>
-        <w:t>1. Première forme normale (1FN)</w:t>
-      </w:r>
-    </w:p>
-    <w:p>
-      <w:pPr>
-        <w:pStyle w:val="6"/>
-        <w:keepNext w:val="0"/>
-        <w:keepLines w:val="0"/>
-        <w:widowControl/>
-        <w:suppressLineNumbers w:val="0"/>
-      </w:pPr>
-      <w:r>
-        <w:t>Une relation est en première forme normale lorsque tous les attributs contiennent des valeurs atomiques (une seule valeur par cellule) et qu'il n'y a pas de groupes répétitifs.</w:t>
-      </w:r>
-    </w:p>
-    <w:p>
-      <w:pPr>
-        <w:pStyle w:val="2"/>
-        <w:keepNext w:val="0"/>
-        <w:keepLines w:val="0"/>
-        <w:widowControl/>
-        <w:suppressLineNumbers w:val="0"/>
-      </w:pPr>
-      <w:r>
-        <w:t>2. Deuxième forme normale (2FN)</w:t>
-      </w:r>
-    </w:p>
-    <w:p>
-      <w:pPr>
-        <w:pStyle w:val="6"/>
-        <w:keepNext w:val="0"/>
-        <w:keepLines w:val="0"/>
-        <w:widowControl/>
-        <w:suppressLineNumbers w:val="0"/>
-      </w:pPr>
-      <w:r>
-        <w:t>Une relation est en deuxième forme normale lorsqu'elle est déjà en première forme normale et que tous les attributs non-clés dépendent entièrement de la clé primaire, sans dépendance partielle.</w:t>
-      </w:r>
-    </w:p>
-    <w:p>
-      <w:pPr>
-        <w:pStyle w:val="2"/>
-        <w:keepNext w:val="0"/>
-        <w:keepLines w:val="0"/>
-        <w:widowControl/>
-        <w:suppressLineNumbers w:val="0"/>
-      </w:pPr>
-      <w:r>
-        <w:t>3. Troisième forme normale (3FN)</w:t>
-      </w:r>
-    </w:p>
-    <w:p>
-      <w:pPr>
-        <w:pStyle w:val="6"/>
-        <w:keepNext w:val="0"/>
-        <w:keepLines w:val="0"/>
-        <w:widowControl/>
-        <w:suppressLineNumbers w:val="0"/>
-      </w:pPr>
-      <w:r>
-        <w:t>Une relation est en troisième forme normale lorsqu'elle est déjà en deuxième forme normale et qu'aucun attribut non-clé ne dépend d'un autre attribut non-clé (absence de dépendance transitive).</w:t>
-      </w:r>
-    </w:p>
-    <w:p>
-      <w:pPr>
-        <w:pStyle w:val="2"/>
-        <w:keepNext w:val="0"/>
-        <w:keepLines w:val="0"/>
-        <w:widowControl/>
-        <w:suppressLineNumbers w:val="0"/>
-      </w:pPr>
-      <w:r>
-        <w:t>Vérification du schéma relationnel</w:t>
-      </w:r>
-    </w:p>
-    <w:p>
-      <w:pPr>
-        <w:pStyle w:val="6"/>
-        <w:keepNext w:val="0"/>
-        <w:keepLines w:val="0"/>
-        <w:widowControl/>
-        <w:suppressLineNumbers w:val="0"/>
-      </w:pPr>
-      <w:r>
-        <w:t>Le schéma proposé respecte la première forme normale, car tous les attributs sont atomiques.</w:t>
-      </w:r>
-    </w:p>
-    <w:p>
-      <w:pPr>
-        <w:pStyle w:val="6"/>
-        <w:keepNext w:val="0"/>
-        <w:keepLines w:val="0"/>
-        <w:widowControl/>
-        <w:suppressLineNumbers w:val="0"/>
-      </w:pPr>
-      <w:r>
-        <w:t>Il respecte également la deuxième forme normale, car chaque attribut non-clé dépend entièrement de la clé primaire de sa relation. Dans la table PARTICIPER, l'attribut TempsRéalisé dépend de la clé composée (NuméroCoureur, NuméroEtape).</w:t>
-      </w:r>
-    </w:p>
-    <w:p>
-      <w:pPr>
-        <w:pStyle w:val="6"/>
-        <w:keepNext w:val="0"/>
-        <w:keepLines w:val="0"/>
-        <w:widowControl/>
-        <w:suppressLineNumbers w:val="0"/>
-      </w:pPr>
-      <w:r>
-        <w:t>Enfin, il respecte la troisième forme normale, car aucun attribut non-clé ne dépend d'un autre attribut non-clé. Les informations relatives aux équipes, aux pays et aux types d'étape sont stockées dans des tables distinctes.</w:t>
-      </w:r>
-    </w:p>
-    <w:p>
-      <w:pPr>
-        <w:numPr>
-          <w:ilvl w:val="0"/>
-          <w:numId w:val="1"/>
-        </w:numPr>
-        <w:ind w:left="0" w:leftChars="0" w:firstLine="0" w:firstLineChars="0"/>
+      </w:pPr>
+      <w:r>
         <w:rPr>
           <w:rFonts w:ascii="SimSun" w:hAnsi="SimSun" w:eastAsia="SimSun" w:cs="SimSun"/>
           <w:b/>
@@ -339,8 +224,136 @@
           <w:sz w:val="28"/>
           <w:szCs w:val="28"/>
         </w:rPr>
-      </w:pPr>
-      <w:r>
+        <w:t>Définition des trois premières formes normales</w:t>
+      </w:r>
+    </w:p>
+    <w:p>
+      <w:pPr>
+        <w:pStyle w:val="2"/>
+        <w:keepNext w:val="0"/>
+        <w:keepLines w:val="0"/>
+        <w:widowControl/>
+        <w:suppressLineNumbers w:val="0"/>
+      </w:pPr>
+      <w:r>
+        <w:t>1. Première forme normale (1FN)</w:t>
+      </w:r>
+    </w:p>
+    <w:p>
+      <w:pPr>
+        <w:pStyle w:val="7"/>
+        <w:keepNext w:val="0"/>
+        <w:keepLines w:val="0"/>
+        <w:widowControl/>
+        <w:suppressLineNumbers w:val="0"/>
+      </w:pPr>
+      <w:r>
+        <w:t>Une relation est en première forme normale lorsque tous les attributs contiennent des valeurs atomiques (une seule valeur par cellule) et qu'il n'y a pas de groupes répétitifs.</w:t>
+      </w:r>
+    </w:p>
+    <w:p>
+      <w:pPr>
+        <w:pStyle w:val="2"/>
+        <w:keepNext w:val="0"/>
+        <w:keepLines w:val="0"/>
+        <w:widowControl/>
+        <w:suppressLineNumbers w:val="0"/>
+      </w:pPr>
+      <w:r>
+        <w:t>2. Deuxième forme normale (2FN)</w:t>
+      </w:r>
+    </w:p>
+    <w:p>
+      <w:pPr>
+        <w:pStyle w:val="7"/>
+        <w:keepNext w:val="0"/>
+        <w:keepLines w:val="0"/>
+        <w:widowControl/>
+        <w:suppressLineNumbers w:val="0"/>
+      </w:pPr>
+      <w:r>
+        <w:t>Une relation est en deuxième forme normale lorsqu'elle est déjà en première forme normale et que tous les attributs non-clés dépendent entièrement de la clé primaire, sans dépendance partielle.</w:t>
+      </w:r>
+    </w:p>
+    <w:p>
+      <w:pPr>
+        <w:pStyle w:val="2"/>
+        <w:keepNext w:val="0"/>
+        <w:keepLines w:val="0"/>
+        <w:widowControl/>
+        <w:suppressLineNumbers w:val="0"/>
+      </w:pPr>
+      <w:r>
+        <w:t>3. Troisième forme normale (3FN)</w:t>
+      </w:r>
+    </w:p>
+    <w:p>
+      <w:pPr>
+        <w:pStyle w:val="7"/>
+        <w:keepNext w:val="0"/>
+        <w:keepLines w:val="0"/>
+        <w:widowControl/>
+        <w:suppressLineNumbers w:val="0"/>
+      </w:pPr>
+      <w:r>
+        <w:t>Une relation est en troisième forme normale lorsqu'elle est déjà en deuxième forme normale et qu'aucun attribut non-clé ne dépend d'un autre attribut non-clé (absence de dépendance transitive).</w:t>
+      </w:r>
+    </w:p>
+    <w:p>
+      <w:pPr>
+        <w:pStyle w:val="2"/>
+        <w:keepNext w:val="0"/>
+        <w:keepLines w:val="0"/>
+        <w:widowControl/>
+        <w:suppressLineNumbers w:val="0"/>
+      </w:pPr>
+      <w:r>
+        <w:t>Vérification du schéma relationnel</w:t>
+      </w:r>
+    </w:p>
+    <w:p>
+      <w:pPr>
+        <w:pStyle w:val="7"/>
+        <w:keepNext w:val="0"/>
+        <w:keepLines w:val="0"/>
+        <w:widowControl/>
+        <w:suppressLineNumbers w:val="0"/>
+      </w:pPr>
+      <w:r>
+        <w:t>Le schéma proposé respecte la première forme normale, car tous les attributs sont atomiques.</w:t>
+      </w:r>
+    </w:p>
+    <w:p>
+      <w:pPr>
+        <w:pStyle w:val="7"/>
+        <w:keepNext w:val="0"/>
+        <w:keepLines w:val="0"/>
+        <w:widowControl/>
+        <w:suppressLineNumbers w:val="0"/>
+      </w:pPr>
+      <w:r>
+        <w:t>Il respecte également la deuxième forme normale, car chaque attribut non-clé dépend entièrement de la clé primaire de sa relation. Dans la table PARTICIPER, l'attribut TempsRéalisé dépend de la clé composée (NuméroCoureur, NuméroEtape).</w:t>
+      </w:r>
+    </w:p>
+    <w:p>
+      <w:pPr>
+        <w:pStyle w:val="7"/>
+        <w:keepNext w:val="0"/>
+        <w:keepLines w:val="0"/>
+        <w:widowControl/>
+        <w:suppressLineNumbers w:val="0"/>
+      </w:pPr>
+      <w:r>
+        <w:t>Enfin, il respecte la troisième forme normale, car aucun attribut non-clé ne dépend d'un autre attribut non-clé. Les informations relatives aux équipes, aux pays et aux types d'étape sont stockées dans des tables distinctes.</w:t>
+      </w:r>
+    </w:p>
+    <w:p>
+      <w:pPr>
+        <w:numPr>
+          <w:ilvl w:val="0"/>
+          <w:numId w:val="1"/>
+        </w:numPr>
+        <w:ind w:left="0" w:leftChars="0" w:firstLine="0" w:firstLineChars="0"/>
         <w:rPr>
           <w:rFonts w:ascii="SimSun" w:hAnsi="SimSun" w:eastAsia="SimSun" w:cs="SimSun"/>
           <w:b/>
@@ -348,796 +361,8 @@
           <w:sz w:val="28"/>
           <w:szCs w:val="28"/>
         </w:rPr>
-        <w:t>Schéma Conceptuel de Données (MCD)</w:t>
-      </w:r>
-    </w:p>
-    <w:p>
-      <w:pPr>
-        <w:pStyle w:val="2"/>
-        <w:keepNext w:val="0"/>
-        <w:keepLines w:val="0"/>
-        <w:widowControl/>
-        <w:suppressLineNumbers w:val="0"/>
-      </w:pPr>
-      <w:r>
-        <w:t>Entités</w:t>
-      </w:r>
-    </w:p>
-    <w:p>
-      <w:pPr>
-        <w:keepNext w:val="0"/>
-        <w:keepLines w:val="0"/>
-        <w:widowControl/>
-        <w:numPr>
-          <w:ilvl w:val="0"/>
-          <w:numId w:val="2"/>
-        </w:numPr>
-        <w:suppressLineNumbers w:val="0"/>
-        <w:spacing w:before="0" w:beforeAutospacing="1" w:after="0" w:afterAutospacing="1"/>
-        <w:ind w:left="720" w:hanging="360"/>
-      </w:pPr>
-      <w:r>
-        <w:rPr>
-          <w:rStyle w:val="5"/>
-        </w:rPr>
-        <w:t>EQUIPE</w:t>
-      </w:r>
-      <w:r>
-        <w:t xml:space="preserve"> </w:t>
-      </w:r>
-    </w:p>
-    <w:p>
-      <w:pPr>
-        <w:keepNext w:val="0"/>
-        <w:keepLines w:val="0"/>
-        <w:widowControl/>
-        <w:numPr>
-          <w:ilvl w:val="1"/>
-          <w:numId w:val="2"/>
-        </w:numPr>
-        <w:suppressLineNumbers w:val="0"/>
-        <w:spacing w:before="0" w:beforeAutospacing="1" w:after="0" w:afterAutospacing="1"/>
-        <w:ind w:left="1440" w:hanging="360"/>
-      </w:pPr>
-      <w:r>
-        <w:t xml:space="preserve">CodeEquipe (Identifiant) </w:t>
-      </w:r>
-    </w:p>
-    <w:p>
-      <w:pPr>
-        <w:keepNext w:val="0"/>
-        <w:keepLines w:val="0"/>
-        <w:widowControl/>
-        <w:numPr>
-          <w:ilvl w:val="1"/>
-          <w:numId w:val="2"/>
-        </w:numPr>
-        <w:suppressLineNumbers w:val="0"/>
-        <w:spacing w:before="0" w:beforeAutospacing="1" w:after="0" w:afterAutospacing="1"/>
-        <w:ind w:left="1440" w:hanging="360"/>
-      </w:pPr>
-      <w:r>
-        <w:t xml:space="preserve">NomEquipe </w:t>
-      </w:r>
-    </w:p>
-    <w:p>
-      <w:pPr>
-        <w:keepNext w:val="0"/>
-        <w:keepLines w:val="0"/>
-        <w:widowControl/>
-        <w:numPr>
-          <w:ilvl w:val="1"/>
-          <w:numId w:val="2"/>
-        </w:numPr>
-        <w:suppressLineNumbers w:val="0"/>
-        <w:spacing w:before="0" w:beforeAutospacing="1" w:after="0" w:afterAutospacing="1"/>
-        <w:ind w:left="1440" w:hanging="360"/>
-      </w:pPr>
-      <w:r>
-        <w:t xml:space="preserve">DirecteurSportif </w:t>
-      </w:r>
-    </w:p>
-    <w:p>
-      <w:pPr>
-        <w:keepNext w:val="0"/>
-        <w:keepLines w:val="0"/>
-        <w:widowControl/>
-        <w:numPr>
-          <w:ilvl w:val="1"/>
-          <w:numId w:val="2"/>
-        </w:numPr>
-        <w:suppressLineNumbers w:val="0"/>
-        <w:spacing w:before="0" w:beforeAutospacing="1" w:after="0" w:afterAutospacing="1"/>
-        <w:ind w:left="1440" w:hanging="360"/>
-      </w:pPr>
-      <w:r>
-        <w:t xml:space="preserve">SiteWeb </w:t>
-      </w:r>
-    </w:p>
-    <w:p>
-      <w:pPr>
-        <w:keepNext w:val="0"/>
-        <w:keepLines w:val="0"/>
-        <w:widowControl/>
-        <w:numPr>
-          <w:ilvl w:val="0"/>
-          <w:numId w:val="2"/>
-        </w:numPr>
-        <w:suppressLineNumbers w:val="0"/>
-        <w:spacing w:before="0" w:beforeAutospacing="1" w:after="0" w:afterAutospacing="1"/>
-        <w:ind w:left="720" w:hanging="360"/>
-      </w:pPr>
-      <w:r>
-        <w:rPr>
-          <w:rStyle w:val="5"/>
-        </w:rPr>
-        <w:t>COUREUR</w:t>
-      </w:r>
-      <w:r>
-        <w:t xml:space="preserve"> </w:t>
-      </w:r>
-    </w:p>
-    <w:p>
-      <w:pPr>
-        <w:keepNext w:val="0"/>
-        <w:keepLines w:val="0"/>
-        <w:widowControl/>
-        <w:numPr>
-          <w:ilvl w:val="1"/>
-          <w:numId w:val="3"/>
-        </w:numPr>
-        <w:suppressLineNumbers w:val="0"/>
-        <w:tabs>
-          <w:tab w:val="left" w:pos="1440"/>
-        </w:tabs>
-        <w:spacing w:before="0" w:beforeAutospacing="1" w:after="0" w:afterAutospacing="1"/>
-        <w:ind w:left="1440" w:hanging="360"/>
-      </w:pPr>
-      <w:r>
-        <w:t xml:space="preserve">NumeroCoureur (Identifiant) </w:t>
-      </w:r>
-    </w:p>
-    <w:p>
-      <w:pPr>
-        <w:keepNext w:val="0"/>
-        <w:keepLines w:val="0"/>
-        <w:widowControl/>
-        <w:numPr>
-          <w:ilvl w:val="1"/>
-          <w:numId w:val="3"/>
-        </w:numPr>
-        <w:suppressLineNumbers w:val="0"/>
-        <w:tabs>
-          <w:tab w:val="left" w:pos="1440"/>
-        </w:tabs>
-        <w:spacing w:before="0" w:beforeAutospacing="1" w:after="0" w:afterAutospacing="1"/>
-        <w:ind w:left="1440" w:hanging="360"/>
-      </w:pPr>
-      <w:r>
-        <w:t xml:space="preserve">NomCoureur </w:t>
-      </w:r>
-    </w:p>
-    <w:p>
-      <w:pPr>
-        <w:keepNext w:val="0"/>
-        <w:keepLines w:val="0"/>
-        <w:widowControl/>
-        <w:numPr>
-          <w:ilvl w:val="0"/>
-          <w:numId w:val="2"/>
-        </w:numPr>
-        <w:suppressLineNumbers w:val="0"/>
-        <w:spacing w:before="0" w:beforeAutospacing="1" w:after="0" w:afterAutospacing="1"/>
-        <w:ind w:left="720" w:hanging="360"/>
-      </w:pPr>
-      <w:r>
-        <w:rPr>
-          <w:rStyle w:val="5"/>
-        </w:rPr>
-        <w:t>PAYS</w:t>
-      </w:r>
-      <w:r>
-        <w:t xml:space="preserve"> </w:t>
-      </w:r>
-    </w:p>
-    <w:p>
-      <w:pPr>
-        <w:keepNext w:val="0"/>
-        <w:keepLines w:val="0"/>
-        <w:widowControl/>
-        <w:numPr>
-          <w:ilvl w:val="1"/>
-          <w:numId w:val="4"/>
-        </w:numPr>
-        <w:suppressLineNumbers w:val="0"/>
-        <w:tabs>
-          <w:tab w:val="left" w:pos="1440"/>
-        </w:tabs>
-        <w:spacing w:before="0" w:beforeAutospacing="1" w:after="0" w:afterAutospacing="1"/>
-        <w:ind w:left="1440" w:hanging="360"/>
-      </w:pPr>
-      <w:r>
-        <w:t xml:space="preserve">CodePays (Identifiant) </w:t>
-      </w:r>
-    </w:p>
-    <w:p>
-      <w:pPr>
-        <w:keepNext w:val="0"/>
-        <w:keepLines w:val="0"/>
-        <w:widowControl/>
-        <w:numPr>
-          <w:ilvl w:val="1"/>
-          <w:numId w:val="4"/>
-        </w:numPr>
-        <w:suppressLineNumbers w:val="0"/>
-        <w:tabs>
-          <w:tab w:val="left" w:pos="1440"/>
-        </w:tabs>
-        <w:spacing w:before="0" w:beforeAutospacing="1" w:after="0" w:afterAutospacing="1"/>
-        <w:ind w:left="1440" w:hanging="360"/>
-      </w:pPr>
-      <w:r>
-        <w:t xml:space="preserve">NomPays </w:t>
-      </w:r>
-    </w:p>
-    <w:p>
-      <w:pPr>
-        <w:keepNext w:val="0"/>
-        <w:keepLines w:val="0"/>
-        <w:widowControl/>
-        <w:numPr>
-          <w:ilvl w:val="0"/>
-          <w:numId w:val="2"/>
-        </w:numPr>
-        <w:suppressLineNumbers w:val="0"/>
-        <w:spacing w:before="0" w:beforeAutospacing="1" w:after="0" w:afterAutospacing="1"/>
-        <w:ind w:left="720" w:hanging="360"/>
-      </w:pPr>
-      <w:r>
-        <w:rPr>
-          <w:rStyle w:val="5"/>
-        </w:rPr>
-        <w:t>TYPE_ETAPE</w:t>
-      </w:r>
-      <w:r>
-        <w:t xml:space="preserve"> </w:t>
-      </w:r>
-    </w:p>
-    <w:p>
-      <w:pPr>
-        <w:keepNext w:val="0"/>
-        <w:keepLines w:val="0"/>
-        <w:widowControl/>
-        <w:numPr>
-          <w:ilvl w:val="1"/>
-          <w:numId w:val="5"/>
-        </w:numPr>
-        <w:suppressLineNumbers w:val="0"/>
-        <w:tabs>
-          <w:tab w:val="left" w:pos="1440"/>
-        </w:tabs>
-        <w:spacing w:before="0" w:beforeAutospacing="1" w:after="0" w:afterAutospacing="1"/>
-        <w:ind w:left="1440" w:hanging="360"/>
-      </w:pPr>
-      <w:r>
-        <w:t xml:space="preserve">CodeType (Identifiant) </w:t>
-      </w:r>
-    </w:p>
-    <w:p>
-      <w:pPr>
-        <w:keepNext w:val="0"/>
-        <w:keepLines w:val="0"/>
-        <w:widowControl/>
-        <w:numPr>
-          <w:ilvl w:val="1"/>
-          <w:numId w:val="5"/>
-        </w:numPr>
-        <w:suppressLineNumbers w:val="0"/>
-        <w:tabs>
-          <w:tab w:val="left" w:pos="1440"/>
-        </w:tabs>
-        <w:spacing w:before="0" w:beforeAutospacing="1" w:after="0" w:afterAutospacing="1"/>
-        <w:ind w:left="1440" w:hanging="360"/>
-      </w:pPr>
-      <w:r>
-        <w:t xml:space="preserve">LibelleType </w:t>
-      </w:r>
-    </w:p>
-    <w:p>
-      <w:pPr>
-        <w:keepNext w:val="0"/>
-        <w:keepLines w:val="0"/>
-        <w:widowControl/>
-        <w:numPr>
-          <w:ilvl w:val="0"/>
-          <w:numId w:val="2"/>
-        </w:numPr>
-        <w:suppressLineNumbers w:val="0"/>
-        <w:spacing w:before="0" w:beforeAutospacing="1" w:after="0" w:afterAutospacing="1"/>
-        <w:ind w:left="720" w:hanging="360"/>
-      </w:pPr>
-      <w:r>
-        <w:rPr>
-          <w:rStyle w:val="5"/>
-        </w:rPr>
-        <w:t>ETAPE</w:t>
-      </w:r>
-      <w:r>
-        <w:t xml:space="preserve"> </w:t>
-      </w:r>
-    </w:p>
-    <w:p>
-      <w:pPr>
-        <w:keepNext w:val="0"/>
-        <w:keepLines w:val="0"/>
-        <w:widowControl/>
-        <w:numPr>
-          <w:ilvl w:val="1"/>
-          <w:numId w:val="6"/>
-        </w:numPr>
-        <w:suppressLineNumbers w:val="0"/>
-        <w:tabs>
-          <w:tab w:val="left" w:pos="1440"/>
-        </w:tabs>
-        <w:spacing w:before="0" w:beforeAutospacing="1" w:after="0" w:afterAutospacing="1"/>
-        <w:ind w:left="1440" w:hanging="360"/>
-      </w:pPr>
-      <w:r>
-        <w:t xml:space="preserve">NumeroEtape (Identifiant) </w:t>
-      </w:r>
-    </w:p>
-    <w:p>
-      <w:pPr>
-        <w:keepNext w:val="0"/>
-        <w:keepLines w:val="0"/>
-        <w:widowControl/>
-        <w:numPr>
-          <w:ilvl w:val="1"/>
-          <w:numId w:val="6"/>
-        </w:numPr>
-        <w:suppressLineNumbers w:val="0"/>
-        <w:tabs>
-          <w:tab w:val="left" w:pos="1440"/>
-        </w:tabs>
-        <w:spacing w:before="0" w:beforeAutospacing="1" w:after="0" w:afterAutospacing="1"/>
-        <w:ind w:left="1440" w:hanging="360"/>
-      </w:pPr>
-      <w:r>
-        <w:t xml:space="preserve">DateEtape </w:t>
-      </w:r>
-    </w:p>
-    <w:p>
-      <w:pPr>
-        <w:keepNext w:val="0"/>
-        <w:keepLines w:val="0"/>
-        <w:widowControl/>
-        <w:numPr>
-          <w:ilvl w:val="1"/>
-          <w:numId w:val="6"/>
-        </w:numPr>
-        <w:suppressLineNumbers w:val="0"/>
-        <w:tabs>
-          <w:tab w:val="left" w:pos="1440"/>
-        </w:tabs>
-        <w:spacing w:before="0" w:beforeAutospacing="1" w:after="0" w:afterAutospacing="1"/>
-        <w:ind w:left="1440" w:hanging="360"/>
-      </w:pPr>
-      <w:r>
-        <w:t xml:space="preserve">VilleDep </w:t>
-      </w:r>
-    </w:p>
-    <w:p>
-      <w:pPr>
-        <w:keepNext w:val="0"/>
-        <w:keepLines w:val="0"/>
-        <w:widowControl/>
-        <w:numPr>
-          <w:ilvl w:val="1"/>
-          <w:numId w:val="6"/>
-        </w:numPr>
-        <w:suppressLineNumbers w:val="0"/>
-        <w:tabs>
-          <w:tab w:val="left" w:pos="1440"/>
-        </w:tabs>
-        <w:spacing w:before="0" w:beforeAutospacing="1" w:after="0" w:afterAutospacing="1"/>
-        <w:ind w:left="1440" w:hanging="360"/>
-      </w:pPr>
-      <w:r>
-        <w:t xml:space="preserve">VilleArr </w:t>
-      </w:r>
-    </w:p>
-    <w:p>
-      <w:pPr>
-        <w:keepNext w:val="0"/>
-        <w:keepLines w:val="0"/>
-        <w:widowControl/>
-        <w:numPr>
-          <w:ilvl w:val="1"/>
-          <w:numId w:val="6"/>
-        </w:numPr>
-        <w:suppressLineNumbers w:val="0"/>
-        <w:tabs>
-          <w:tab w:val="left" w:pos="1440"/>
-        </w:tabs>
-        <w:spacing w:before="0" w:beforeAutospacing="1" w:after="0" w:afterAutospacing="1"/>
-        <w:ind w:left="1440" w:hanging="360"/>
-      </w:pPr>
-      <w:r>
-        <w:t xml:space="preserve">NbKm </w:t>
-      </w:r>
-    </w:p>
-    <w:p>
-      <w:pPr>
-        <w:pStyle w:val="2"/>
-        <w:keepNext w:val="0"/>
-        <w:keepLines w:val="0"/>
-        <w:widowControl/>
-        <w:suppressLineNumbers w:val="0"/>
-      </w:pPr>
-      <w:r>
-        <w:t>Associations</w:t>
-      </w:r>
-    </w:p>
-    <w:p>
-      <w:pPr>
-        <w:keepNext w:val="0"/>
-        <w:keepLines w:val="0"/>
-        <w:widowControl/>
-        <w:numPr>
-          <w:ilvl w:val="0"/>
-          <w:numId w:val="7"/>
-        </w:numPr>
-        <w:suppressLineNumbers w:val="0"/>
-        <w:spacing w:before="0" w:beforeAutospacing="1" w:after="0" w:afterAutospacing="1"/>
-        <w:ind w:left="720" w:hanging="360"/>
-      </w:pPr>
-      <w:r>
-        <w:rPr>
-          <w:rStyle w:val="5"/>
-        </w:rPr>
-        <w:t>Appartient</w:t>
-      </w:r>
-      <w:r>
-        <w:t xml:space="preserve"> (entre COUREUR et EQUIPE) </w:t>
-      </w:r>
-    </w:p>
-    <w:p>
-      <w:pPr>
-        <w:keepNext w:val="0"/>
-        <w:keepLines w:val="0"/>
-        <w:widowControl/>
-        <w:numPr>
-          <w:ilvl w:val="1"/>
-          <w:numId w:val="8"/>
-        </w:numPr>
-        <w:suppressLineNumbers w:val="0"/>
-        <w:tabs>
-          <w:tab w:val="left" w:pos="1440"/>
-        </w:tabs>
-        <w:spacing w:before="0" w:beforeAutospacing="1" w:after="0" w:afterAutospacing="1"/>
-        <w:ind w:left="1440" w:hanging="360"/>
-      </w:pPr>
-      <w:r>
-        <w:t xml:space="preserve">Une équipe possède </w:t>
-      </w:r>
-      <w:r>
-        <w:rPr>
-          <w:rStyle w:val="5"/>
-        </w:rPr>
-        <w:t>0,n</w:t>
-      </w:r>
-      <w:r>
-        <w:t xml:space="preserve"> coureurs. </w:t>
-      </w:r>
-    </w:p>
-    <w:p>
-      <w:pPr>
-        <w:keepNext w:val="0"/>
-        <w:keepLines w:val="0"/>
-        <w:widowControl/>
-        <w:numPr>
-          <w:ilvl w:val="1"/>
-          <w:numId w:val="8"/>
-        </w:numPr>
-        <w:suppressLineNumbers w:val="0"/>
-        <w:tabs>
-          <w:tab w:val="left" w:pos="1440"/>
-        </w:tabs>
-        <w:spacing w:before="0" w:beforeAutospacing="1" w:after="0" w:afterAutospacing="1"/>
-        <w:ind w:left="1440" w:hanging="360"/>
-      </w:pPr>
-      <w:r>
-        <w:t xml:space="preserve">Un coureur appartient à </w:t>
-      </w:r>
-      <w:r>
-        <w:rPr>
-          <w:rStyle w:val="5"/>
-        </w:rPr>
-        <w:t>1,1</w:t>
-      </w:r>
-      <w:r>
-        <w:t xml:space="preserve"> équipe. </w:t>
-      </w:r>
-    </w:p>
-    <w:p>
-      <w:pPr>
-        <w:keepNext w:val="0"/>
-        <w:keepLines w:val="0"/>
-        <w:widowControl/>
-        <w:numPr>
-          <w:ilvl w:val="0"/>
-          <w:numId w:val="7"/>
-        </w:numPr>
-        <w:suppressLineNumbers w:val="0"/>
-        <w:spacing w:before="0" w:beforeAutospacing="1" w:after="0" w:afterAutospacing="1"/>
-        <w:ind w:left="720" w:hanging="360"/>
-      </w:pPr>
-      <w:r>
-        <w:rPr>
-          <w:rStyle w:val="5"/>
-        </w:rPr>
-        <w:t>Originaire</w:t>
-      </w:r>
-      <w:r>
-        <w:t xml:space="preserve"> (entre COUREUR et PAYS) </w:t>
-      </w:r>
-    </w:p>
-    <w:p>
-      <w:pPr>
-        <w:keepNext w:val="0"/>
-        <w:keepLines w:val="0"/>
-        <w:widowControl/>
-        <w:numPr>
-          <w:ilvl w:val="1"/>
-          <w:numId w:val="9"/>
-        </w:numPr>
-        <w:suppressLineNumbers w:val="0"/>
-        <w:tabs>
-          <w:tab w:val="left" w:pos="1440"/>
-        </w:tabs>
-        <w:spacing w:before="0" w:beforeAutospacing="1" w:after="0" w:afterAutospacing="1"/>
-        <w:ind w:left="1440" w:hanging="360"/>
-      </w:pPr>
-      <w:r>
-        <w:t xml:space="preserve">Un pays possède </w:t>
-      </w:r>
-      <w:r>
-        <w:rPr>
-          <w:rStyle w:val="5"/>
-        </w:rPr>
-        <w:t>0,n</w:t>
-      </w:r>
-      <w:r>
-        <w:t xml:space="preserve"> coureurs. </w:t>
-      </w:r>
-    </w:p>
-    <w:p>
-      <w:pPr>
-        <w:keepNext w:val="0"/>
-        <w:keepLines w:val="0"/>
-        <w:widowControl/>
-        <w:numPr>
-          <w:ilvl w:val="1"/>
-          <w:numId w:val="9"/>
-        </w:numPr>
-        <w:suppressLineNumbers w:val="0"/>
-        <w:tabs>
-          <w:tab w:val="left" w:pos="1440"/>
-        </w:tabs>
-        <w:spacing w:before="0" w:beforeAutospacing="1" w:after="0" w:afterAutospacing="1"/>
-        <w:ind w:left="1440" w:hanging="360"/>
-      </w:pPr>
-      <w:r>
-        <w:t xml:space="preserve">Un coureur appartient à </w:t>
-      </w:r>
-      <w:r>
-        <w:rPr>
-          <w:rStyle w:val="5"/>
-        </w:rPr>
-        <w:t>1,1</w:t>
-      </w:r>
-      <w:r>
-        <w:t xml:space="preserve"> pays. </w:t>
-      </w:r>
-    </w:p>
-    <w:p>
-      <w:pPr>
-        <w:keepNext w:val="0"/>
-        <w:keepLines w:val="0"/>
-        <w:widowControl/>
-        <w:numPr>
-          <w:ilvl w:val="0"/>
-          <w:numId w:val="7"/>
-        </w:numPr>
-        <w:suppressLineNumbers w:val="0"/>
-        <w:spacing w:before="0" w:beforeAutospacing="1" w:after="0" w:afterAutospacing="1"/>
-        <w:ind w:left="720" w:hanging="360"/>
-      </w:pPr>
-      <w:r>
-        <w:rPr>
-          <w:rStyle w:val="5"/>
-        </w:rPr>
-        <w:t>Est_de_type</w:t>
-      </w:r>
-      <w:r>
-        <w:t xml:space="preserve"> (entre ETAPE et TYPE_ETAPE) </w:t>
-      </w:r>
-    </w:p>
-    <w:p>
-      <w:pPr>
-        <w:keepNext w:val="0"/>
-        <w:keepLines w:val="0"/>
-        <w:widowControl/>
-        <w:numPr>
-          <w:ilvl w:val="1"/>
-          <w:numId w:val="10"/>
-        </w:numPr>
-        <w:suppressLineNumbers w:val="0"/>
-        <w:tabs>
-          <w:tab w:val="left" w:pos="1440"/>
-        </w:tabs>
-        <w:spacing w:before="0" w:beforeAutospacing="1" w:after="0" w:afterAutospacing="1"/>
-        <w:ind w:left="1440" w:hanging="360"/>
-      </w:pPr>
-      <w:r>
-        <w:t xml:space="preserve">Un type d'étape correspond à </w:t>
-      </w:r>
-      <w:r>
-        <w:rPr>
-          <w:rStyle w:val="5"/>
-        </w:rPr>
-        <w:t>0,n</w:t>
-      </w:r>
-      <w:r>
-        <w:t xml:space="preserve"> étapes. </w:t>
-      </w:r>
-    </w:p>
-    <w:p>
-      <w:pPr>
-        <w:keepNext w:val="0"/>
-        <w:keepLines w:val="0"/>
-        <w:widowControl/>
-        <w:numPr>
-          <w:ilvl w:val="1"/>
-          <w:numId w:val="10"/>
-        </w:numPr>
-        <w:suppressLineNumbers w:val="0"/>
-        <w:tabs>
-          <w:tab w:val="left" w:pos="1440"/>
-        </w:tabs>
-        <w:spacing w:before="0" w:beforeAutospacing="1" w:after="0" w:afterAutospacing="1"/>
-        <w:ind w:left="1440" w:hanging="360"/>
-      </w:pPr>
-      <w:r>
-        <w:t xml:space="preserve">Une étape possède </w:t>
-      </w:r>
-      <w:r>
-        <w:rPr>
-          <w:rStyle w:val="5"/>
-        </w:rPr>
-        <w:t>1,1</w:t>
-      </w:r>
-      <w:r>
-        <w:t xml:space="preserve"> type. </w:t>
-      </w:r>
-    </w:p>
-    <w:p>
-      <w:pPr>
-        <w:keepNext w:val="0"/>
-        <w:keepLines w:val="0"/>
-        <w:widowControl/>
-        <w:numPr>
-          <w:ilvl w:val="0"/>
-          <w:numId w:val="7"/>
-        </w:numPr>
-        <w:suppressLineNumbers w:val="0"/>
-        <w:spacing w:before="0" w:beforeAutospacing="1" w:after="0" w:afterAutospacing="1"/>
-        <w:ind w:left="720" w:hanging="360"/>
-      </w:pPr>
-      <w:r>
-        <w:rPr>
-          <w:rStyle w:val="5"/>
-        </w:rPr>
-        <w:t>PARTICIPER</w:t>
-      </w:r>
-      <w:r>
-        <w:t xml:space="preserve"> (entre COUREUR et ETAPE) </w:t>
-      </w:r>
-    </w:p>
-    <w:p>
-      <w:pPr>
-        <w:keepNext w:val="0"/>
-        <w:keepLines w:val="0"/>
-        <w:widowControl/>
-        <w:numPr>
-          <w:ilvl w:val="1"/>
-          <w:numId w:val="11"/>
-        </w:numPr>
-        <w:suppressLineNumbers w:val="0"/>
-        <w:tabs>
-          <w:tab w:val="left" w:pos="1440"/>
-        </w:tabs>
-        <w:spacing w:before="0" w:beforeAutospacing="1" w:after="0" w:afterAutospacing="1"/>
-        <w:ind w:left="1440" w:hanging="360"/>
-      </w:pPr>
-      <w:r>
-        <w:t xml:space="preserve">Un coureur participe à </w:t>
-      </w:r>
-      <w:r>
-        <w:rPr>
-          <w:rStyle w:val="5"/>
-        </w:rPr>
-        <w:t>0,n</w:t>
-      </w:r>
-      <w:r>
-        <w:t xml:space="preserve"> étapes. </w:t>
-      </w:r>
-    </w:p>
-    <w:p>
-      <w:pPr>
-        <w:keepNext w:val="0"/>
-        <w:keepLines w:val="0"/>
-        <w:widowControl/>
-        <w:numPr>
-          <w:ilvl w:val="1"/>
-          <w:numId w:val="11"/>
-        </w:numPr>
-        <w:suppressLineNumbers w:val="0"/>
-        <w:tabs>
-          <w:tab w:val="left" w:pos="1440"/>
-        </w:tabs>
-        <w:spacing w:before="0" w:beforeAutospacing="1" w:after="0" w:afterAutospacing="1"/>
-        <w:ind w:left="1440" w:hanging="360"/>
-      </w:pPr>
-      <w:r>
-        <w:t xml:space="preserve">Une étape accueille </w:t>
-      </w:r>
-      <w:r>
-        <w:rPr>
-          <w:rStyle w:val="5"/>
-        </w:rPr>
-        <w:t>0,n</w:t>
-      </w:r>
-      <w:r>
-        <w:t xml:space="preserve"> coureurs. </w:t>
-      </w:r>
-    </w:p>
-    <w:p>
-      <w:pPr>
-        <w:keepNext w:val="0"/>
-        <w:keepLines w:val="0"/>
-        <w:widowControl/>
-        <w:numPr>
-          <w:ilvl w:val="1"/>
-          <w:numId w:val="11"/>
-        </w:numPr>
-        <w:suppressLineNumbers w:val="0"/>
-        <w:tabs>
-          <w:tab w:val="left" w:pos="1440"/>
-        </w:tabs>
-        <w:spacing w:before="0" w:beforeAutospacing="1" w:after="0" w:afterAutospacing="1"/>
-        <w:ind w:left="1440" w:hanging="360"/>
-      </w:pPr>
-      <w:r>
-        <w:t xml:space="preserve">Attribut de l'association : </w:t>
-      </w:r>
-      <w:r>
-        <w:rPr>
-          <w:rStyle w:val="5"/>
-        </w:rPr>
-        <w:t>TempsRéalisé</w:t>
-      </w:r>
-      <w:r>
-        <w:t>.</w:t>
-      </w:r>
-    </w:p>
-    <w:p>
-      <w:pPr>
-        <w:widowControl w:val="0"/>
-        <w:numPr>
-          <w:numId w:val="0"/>
-        </w:numPr>
-        <w:jc w:val="both"/>
+      </w:pPr>
+      <w:r>
         <w:rPr>
           <w:rFonts w:ascii="SimSun" w:hAnsi="SimSun" w:eastAsia="SimSun" w:cs="SimSun"/>
           <w:b/>
@@ -1145,13 +370,793 @@
           <w:sz w:val="28"/>
           <w:szCs w:val="28"/>
         </w:rPr>
-      </w:pPr>
-      <w:bookmarkStart w:id="0" w:name="_GoBack"/>
-      <w:bookmarkEnd w:id="0"/>
-    </w:p>
-    <w:p>
-      <w:pPr>
-        <w:numPr>
+        <w:t>Schéma Conceptuel de Données (MCD)</w:t>
+      </w:r>
+    </w:p>
+    <w:p>
+      <w:pPr>
+        <w:pStyle w:val="2"/>
+        <w:keepNext w:val="0"/>
+        <w:keepLines w:val="0"/>
+        <w:widowControl/>
+        <w:suppressLineNumbers w:val="0"/>
+      </w:pPr>
+      <w:r>
+        <w:t>Entités</w:t>
+      </w:r>
+    </w:p>
+    <w:p>
+      <w:pPr>
+        <w:keepNext w:val="0"/>
+        <w:keepLines w:val="0"/>
+        <w:widowControl/>
+        <w:numPr>
+          <w:ilvl w:val="0"/>
+          <w:numId w:val="2"/>
+        </w:numPr>
+        <w:suppressLineNumbers w:val="0"/>
+        <w:spacing w:before="0" w:beforeAutospacing="1" w:after="0" w:afterAutospacing="1"/>
+        <w:ind w:left="720" w:hanging="360"/>
+      </w:pPr>
+      <w:r>
+        <w:rPr>
+          <w:rStyle w:val="6"/>
+        </w:rPr>
+        <w:t>EQUIPE</w:t>
+      </w:r>
+      <w:r>
+        <w:t xml:space="preserve"> </w:t>
+      </w:r>
+    </w:p>
+    <w:p>
+      <w:pPr>
+        <w:keepNext w:val="0"/>
+        <w:keepLines w:val="0"/>
+        <w:widowControl/>
+        <w:numPr>
+          <w:ilvl w:val="1"/>
+          <w:numId w:val="2"/>
+        </w:numPr>
+        <w:suppressLineNumbers w:val="0"/>
+        <w:spacing w:before="0" w:beforeAutospacing="1" w:after="0" w:afterAutospacing="1"/>
+        <w:ind w:left="1440" w:hanging="360"/>
+      </w:pPr>
+      <w:r>
+        <w:t xml:space="preserve">CodeEquipe (Identifiant) </w:t>
+      </w:r>
+    </w:p>
+    <w:p>
+      <w:pPr>
+        <w:keepNext w:val="0"/>
+        <w:keepLines w:val="0"/>
+        <w:widowControl/>
+        <w:numPr>
+          <w:ilvl w:val="1"/>
+          <w:numId w:val="2"/>
+        </w:numPr>
+        <w:suppressLineNumbers w:val="0"/>
+        <w:spacing w:before="0" w:beforeAutospacing="1" w:after="0" w:afterAutospacing="1"/>
+        <w:ind w:left="1440" w:hanging="360"/>
+      </w:pPr>
+      <w:r>
+        <w:t xml:space="preserve">NomEquipe </w:t>
+      </w:r>
+    </w:p>
+    <w:p>
+      <w:pPr>
+        <w:keepNext w:val="0"/>
+        <w:keepLines w:val="0"/>
+        <w:widowControl/>
+        <w:numPr>
+          <w:ilvl w:val="1"/>
+          <w:numId w:val="2"/>
+        </w:numPr>
+        <w:suppressLineNumbers w:val="0"/>
+        <w:spacing w:before="0" w:beforeAutospacing="1" w:after="0" w:afterAutospacing="1"/>
+        <w:ind w:left="1440" w:hanging="360"/>
+      </w:pPr>
+      <w:r>
+        <w:t xml:space="preserve">DirecteurSportif </w:t>
+      </w:r>
+    </w:p>
+    <w:p>
+      <w:pPr>
+        <w:keepNext w:val="0"/>
+        <w:keepLines w:val="0"/>
+        <w:widowControl/>
+        <w:numPr>
+          <w:ilvl w:val="1"/>
+          <w:numId w:val="2"/>
+        </w:numPr>
+        <w:suppressLineNumbers w:val="0"/>
+        <w:spacing w:before="0" w:beforeAutospacing="1" w:after="0" w:afterAutospacing="1"/>
+        <w:ind w:left="1440" w:hanging="360"/>
+      </w:pPr>
+      <w:r>
+        <w:t xml:space="preserve">SiteWeb </w:t>
+      </w:r>
+    </w:p>
+    <w:p>
+      <w:pPr>
+        <w:keepNext w:val="0"/>
+        <w:keepLines w:val="0"/>
+        <w:widowControl/>
+        <w:numPr>
+          <w:ilvl w:val="0"/>
+          <w:numId w:val="2"/>
+        </w:numPr>
+        <w:suppressLineNumbers w:val="0"/>
+        <w:spacing w:before="0" w:beforeAutospacing="1" w:after="0" w:afterAutospacing="1"/>
+        <w:ind w:left="720" w:hanging="360"/>
+      </w:pPr>
+      <w:r>
+        <w:rPr>
+          <w:rStyle w:val="6"/>
+        </w:rPr>
+        <w:t>COUREUR</w:t>
+      </w:r>
+      <w:r>
+        <w:t xml:space="preserve"> </w:t>
+      </w:r>
+    </w:p>
+    <w:p>
+      <w:pPr>
+        <w:keepNext w:val="0"/>
+        <w:keepLines w:val="0"/>
+        <w:widowControl/>
+        <w:numPr>
+          <w:ilvl w:val="1"/>
+          <w:numId w:val="3"/>
+        </w:numPr>
+        <w:suppressLineNumbers w:val="0"/>
+        <w:tabs>
+          <w:tab w:val="left" w:pos="1440"/>
+        </w:tabs>
+        <w:spacing w:before="0" w:beforeAutospacing="1" w:after="0" w:afterAutospacing="1"/>
+        <w:ind w:left="1440" w:hanging="360"/>
+      </w:pPr>
+      <w:r>
+        <w:t xml:space="preserve">NumeroCoureur (Identifiant) </w:t>
+      </w:r>
+    </w:p>
+    <w:p>
+      <w:pPr>
+        <w:keepNext w:val="0"/>
+        <w:keepLines w:val="0"/>
+        <w:widowControl/>
+        <w:numPr>
+          <w:ilvl w:val="1"/>
+          <w:numId w:val="3"/>
+        </w:numPr>
+        <w:suppressLineNumbers w:val="0"/>
+        <w:tabs>
+          <w:tab w:val="left" w:pos="1440"/>
+        </w:tabs>
+        <w:spacing w:before="0" w:beforeAutospacing="1" w:after="0" w:afterAutospacing="1"/>
+        <w:ind w:left="1440" w:hanging="360"/>
+      </w:pPr>
+      <w:r>
+        <w:t xml:space="preserve">NomCoureur </w:t>
+      </w:r>
+    </w:p>
+    <w:p>
+      <w:pPr>
+        <w:keepNext w:val="0"/>
+        <w:keepLines w:val="0"/>
+        <w:widowControl/>
+        <w:numPr>
+          <w:ilvl w:val="0"/>
+          <w:numId w:val="2"/>
+        </w:numPr>
+        <w:suppressLineNumbers w:val="0"/>
+        <w:spacing w:before="0" w:beforeAutospacing="1" w:after="0" w:afterAutospacing="1"/>
+        <w:ind w:left="720" w:hanging="360"/>
+      </w:pPr>
+      <w:r>
+        <w:rPr>
+          <w:rStyle w:val="6"/>
+        </w:rPr>
+        <w:t>PAYS</w:t>
+      </w:r>
+      <w:r>
+        <w:t xml:space="preserve"> </w:t>
+      </w:r>
+    </w:p>
+    <w:p>
+      <w:pPr>
+        <w:keepNext w:val="0"/>
+        <w:keepLines w:val="0"/>
+        <w:widowControl/>
+        <w:numPr>
+          <w:ilvl w:val="1"/>
+          <w:numId w:val="4"/>
+        </w:numPr>
+        <w:suppressLineNumbers w:val="0"/>
+        <w:tabs>
+          <w:tab w:val="left" w:pos="1440"/>
+        </w:tabs>
+        <w:spacing w:before="0" w:beforeAutospacing="1" w:after="0" w:afterAutospacing="1"/>
+        <w:ind w:left="1440" w:hanging="360"/>
+      </w:pPr>
+      <w:r>
+        <w:t xml:space="preserve">CodePays (Identifiant) </w:t>
+      </w:r>
+    </w:p>
+    <w:p>
+      <w:pPr>
+        <w:keepNext w:val="0"/>
+        <w:keepLines w:val="0"/>
+        <w:widowControl/>
+        <w:numPr>
+          <w:ilvl w:val="1"/>
+          <w:numId w:val="4"/>
+        </w:numPr>
+        <w:suppressLineNumbers w:val="0"/>
+        <w:tabs>
+          <w:tab w:val="left" w:pos="1440"/>
+        </w:tabs>
+        <w:spacing w:before="0" w:beforeAutospacing="1" w:after="0" w:afterAutospacing="1"/>
+        <w:ind w:left="1440" w:hanging="360"/>
+      </w:pPr>
+      <w:r>
+        <w:t xml:space="preserve">NomPays </w:t>
+      </w:r>
+    </w:p>
+    <w:p>
+      <w:pPr>
+        <w:keepNext w:val="0"/>
+        <w:keepLines w:val="0"/>
+        <w:widowControl/>
+        <w:numPr>
+          <w:ilvl w:val="0"/>
+          <w:numId w:val="2"/>
+        </w:numPr>
+        <w:suppressLineNumbers w:val="0"/>
+        <w:spacing w:before="0" w:beforeAutospacing="1" w:after="0" w:afterAutospacing="1"/>
+        <w:ind w:left="720" w:hanging="360"/>
+      </w:pPr>
+      <w:r>
+        <w:rPr>
+          <w:rStyle w:val="6"/>
+        </w:rPr>
+        <w:t>TYPE_ETAPE</w:t>
+      </w:r>
+      <w:r>
+        <w:t xml:space="preserve"> </w:t>
+      </w:r>
+    </w:p>
+    <w:p>
+      <w:pPr>
+        <w:keepNext w:val="0"/>
+        <w:keepLines w:val="0"/>
+        <w:widowControl/>
+        <w:numPr>
+          <w:ilvl w:val="1"/>
+          <w:numId w:val="5"/>
+        </w:numPr>
+        <w:suppressLineNumbers w:val="0"/>
+        <w:tabs>
+          <w:tab w:val="left" w:pos="1440"/>
+        </w:tabs>
+        <w:spacing w:before="0" w:beforeAutospacing="1" w:after="0" w:afterAutospacing="1"/>
+        <w:ind w:left="1440" w:hanging="360"/>
+      </w:pPr>
+      <w:r>
+        <w:t xml:space="preserve">CodeType (Identifiant) </w:t>
+      </w:r>
+    </w:p>
+    <w:p>
+      <w:pPr>
+        <w:keepNext w:val="0"/>
+        <w:keepLines w:val="0"/>
+        <w:widowControl/>
+        <w:numPr>
+          <w:ilvl w:val="1"/>
+          <w:numId w:val="5"/>
+        </w:numPr>
+        <w:suppressLineNumbers w:val="0"/>
+        <w:tabs>
+          <w:tab w:val="left" w:pos="1440"/>
+        </w:tabs>
+        <w:spacing w:before="0" w:beforeAutospacing="1" w:after="0" w:afterAutospacing="1"/>
+        <w:ind w:left="1440" w:hanging="360"/>
+      </w:pPr>
+      <w:r>
+        <w:t xml:space="preserve">LibelleType </w:t>
+      </w:r>
+    </w:p>
+    <w:p>
+      <w:pPr>
+        <w:keepNext w:val="0"/>
+        <w:keepLines w:val="0"/>
+        <w:widowControl/>
+        <w:numPr>
+          <w:ilvl w:val="0"/>
+          <w:numId w:val="2"/>
+        </w:numPr>
+        <w:suppressLineNumbers w:val="0"/>
+        <w:spacing w:before="0" w:beforeAutospacing="1" w:after="0" w:afterAutospacing="1"/>
+        <w:ind w:left="720" w:hanging="360"/>
+      </w:pPr>
+      <w:r>
+        <w:rPr>
+          <w:rStyle w:val="6"/>
+        </w:rPr>
+        <w:t>ETAPE</w:t>
+      </w:r>
+      <w:r>
+        <w:t xml:space="preserve"> </w:t>
+      </w:r>
+    </w:p>
+    <w:p>
+      <w:pPr>
+        <w:keepNext w:val="0"/>
+        <w:keepLines w:val="0"/>
+        <w:widowControl/>
+        <w:numPr>
+          <w:ilvl w:val="1"/>
+          <w:numId w:val="6"/>
+        </w:numPr>
+        <w:suppressLineNumbers w:val="0"/>
+        <w:tabs>
+          <w:tab w:val="left" w:pos="1440"/>
+        </w:tabs>
+        <w:spacing w:before="0" w:beforeAutospacing="1" w:after="0" w:afterAutospacing="1"/>
+        <w:ind w:left="1440" w:hanging="360"/>
+      </w:pPr>
+      <w:r>
+        <w:t xml:space="preserve">NumeroEtape (Identifiant) </w:t>
+      </w:r>
+    </w:p>
+    <w:p>
+      <w:pPr>
+        <w:keepNext w:val="0"/>
+        <w:keepLines w:val="0"/>
+        <w:widowControl/>
+        <w:numPr>
+          <w:ilvl w:val="1"/>
+          <w:numId w:val="6"/>
+        </w:numPr>
+        <w:suppressLineNumbers w:val="0"/>
+        <w:tabs>
+          <w:tab w:val="left" w:pos="1440"/>
+        </w:tabs>
+        <w:spacing w:before="0" w:beforeAutospacing="1" w:after="0" w:afterAutospacing="1"/>
+        <w:ind w:left="1440" w:hanging="360"/>
+      </w:pPr>
+      <w:r>
+        <w:t xml:space="preserve">DateEtape </w:t>
+      </w:r>
+    </w:p>
+    <w:p>
+      <w:pPr>
+        <w:keepNext w:val="0"/>
+        <w:keepLines w:val="0"/>
+        <w:widowControl/>
+        <w:numPr>
+          <w:ilvl w:val="1"/>
+          <w:numId w:val="6"/>
+        </w:numPr>
+        <w:suppressLineNumbers w:val="0"/>
+        <w:tabs>
+          <w:tab w:val="left" w:pos="1440"/>
+        </w:tabs>
+        <w:spacing w:before="0" w:beforeAutospacing="1" w:after="0" w:afterAutospacing="1"/>
+        <w:ind w:left="1440" w:hanging="360"/>
+      </w:pPr>
+      <w:r>
+        <w:t xml:space="preserve">VilleDep </w:t>
+      </w:r>
+    </w:p>
+    <w:p>
+      <w:pPr>
+        <w:keepNext w:val="0"/>
+        <w:keepLines w:val="0"/>
+        <w:widowControl/>
+        <w:numPr>
+          <w:ilvl w:val="1"/>
+          <w:numId w:val="6"/>
+        </w:numPr>
+        <w:suppressLineNumbers w:val="0"/>
+        <w:tabs>
+          <w:tab w:val="left" w:pos="1440"/>
+        </w:tabs>
+        <w:spacing w:before="0" w:beforeAutospacing="1" w:after="0" w:afterAutospacing="1"/>
+        <w:ind w:left="1440" w:hanging="360"/>
+      </w:pPr>
+      <w:r>
+        <w:t xml:space="preserve">VilleArr </w:t>
+      </w:r>
+    </w:p>
+    <w:p>
+      <w:pPr>
+        <w:keepNext w:val="0"/>
+        <w:keepLines w:val="0"/>
+        <w:widowControl/>
+        <w:numPr>
+          <w:ilvl w:val="1"/>
+          <w:numId w:val="6"/>
+        </w:numPr>
+        <w:suppressLineNumbers w:val="0"/>
+        <w:tabs>
+          <w:tab w:val="left" w:pos="1440"/>
+        </w:tabs>
+        <w:spacing w:before="0" w:beforeAutospacing="1" w:after="0" w:afterAutospacing="1"/>
+        <w:ind w:left="1440" w:hanging="360"/>
+      </w:pPr>
+      <w:r>
+        <w:t xml:space="preserve">NbKm </w:t>
+      </w:r>
+    </w:p>
+    <w:p>
+      <w:pPr>
+        <w:pStyle w:val="2"/>
+        <w:keepNext w:val="0"/>
+        <w:keepLines w:val="0"/>
+        <w:widowControl/>
+        <w:suppressLineNumbers w:val="0"/>
+      </w:pPr>
+      <w:r>
+        <w:t>Associations</w:t>
+      </w:r>
+    </w:p>
+    <w:p>
+      <w:pPr>
+        <w:keepNext w:val="0"/>
+        <w:keepLines w:val="0"/>
+        <w:widowControl/>
+        <w:numPr>
+          <w:ilvl w:val="0"/>
+          <w:numId w:val="7"/>
+        </w:numPr>
+        <w:suppressLineNumbers w:val="0"/>
+        <w:spacing w:before="0" w:beforeAutospacing="1" w:after="0" w:afterAutospacing="1"/>
+        <w:ind w:left="720" w:hanging="360"/>
+      </w:pPr>
+      <w:r>
+        <w:rPr>
+          <w:rStyle w:val="6"/>
+        </w:rPr>
+        <w:t>Appartient</w:t>
+      </w:r>
+      <w:r>
+        <w:t xml:space="preserve"> (entre COUREUR et EQUIPE) </w:t>
+      </w:r>
+    </w:p>
+    <w:p>
+      <w:pPr>
+        <w:keepNext w:val="0"/>
+        <w:keepLines w:val="0"/>
+        <w:widowControl/>
+        <w:numPr>
+          <w:ilvl w:val="1"/>
+          <w:numId w:val="8"/>
+        </w:numPr>
+        <w:suppressLineNumbers w:val="0"/>
+        <w:tabs>
+          <w:tab w:val="left" w:pos="1440"/>
+        </w:tabs>
+        <w:spacing w:before="0" w:beforeAutospacing="1" w:after="0" w:afterAutospacing="1"/>
+        <w:ind w:left="1440" w:hanging="360"/>
+      </w:pPr>
+      <w:r>
+        <w:t xml:space="preserve">Une équipe possède </w:t>
+      </w:r>
+      <w:r>
+        <w:rPr>
+          <w:rStyle w:val="6"/>
+        </w:rPr>
+        <w:t>0,n</w:t>
+      </w:r>
+      <w:r>
+        <w:t xml:space="preserve"> coureurs. </w:t>
+      </w:r>
+    </w:p>
+    <w:p>
+      <w:pPr>
+        <w:keepNext w:val="0"/>
+        <w:keepLines w:val="0"/>
+        <w:widowControl/>
+        <w:numPr>
+          <w:ilvl w:val="1"/>
+          <w:numId w:val="8"/>
+        </w:numPr>
+        <w:suppressLineNumbers w:val="0"/>
+        <w:tabs>
+          <w:tab w:val="left" w:pos="1440"/>
+        </w:tabs>
+        <w:spacing w:before="0" w:beforeAutospacing="1" w:after="0" w:afterAutospacing="1"/>
+        <w:ind w:left="1440" w:hanging="360"/>
+      </w:pPr>
+      <w:r>
+        <w:t xml:space="preserve">Un coureur appartient à </w:t>
+      </w:r>
+      <w:r>
+        <w:rPr>
+          <w:rStyle w:val="6"/>
+        </w:rPr>
+        <w:t>1,1</w:t>
+      </w:r>
+      <w:r>
+        <w:t xml:space="preserve"> équipe. </w:t>
+      </w:r>
+    </w:p>
+    <w:p>
+      <w:pPr>
+        <w:keepNext w:val="0"/>
+        <w:keepLines w:val="0"/>
+        <w:widowControl/>
+        <w:numPr>
+          <w:ilvl w:val="0"/>
+          <w:numId w:val="7"/>
+        </w:numPr>
+        <w:suppressLineNumbers w:val="0"/>
+        <w:spacing w:before="0" w:beforeAutospacing="1" w:after="0" w:afterAutospacing="1"/>
+        <w:ind w:left="720" w:hanging="360"/>
+      </w:pPr>
+      <w:r>
+        <w:rPr>
+          <w:rStyle w:val="6"/>
+        </w:rPr>
+        <w:t>Originaire</w:t>
+      </w:r>
+      <w:r>
+        <w:t xml:space="preserve"> (entre COUREUR et PAYS) </w:t>
+      </w:r>
+    </w:p>
+    <w:p>
+      <w:pPr>
+        <w:keepNext w:val="0"/>
+        <w:keepLines w:val="0"/>
+        <w:widowControl/>
+        <w:numPr>
+          <w:ilvl w:val="1"/>
+          <w:numId w:val="9"/>
+        </w:numPr>
+        <w:suppressLineNumbers w:val="0"/>
+        <w:tabs>
+          <w:tab w:val="left" w:pos="1440"/>
+        </w:tabs>
+        <w:spacing w:before="0" w:beforeAutospacing="1" w:after="0" w:afterAutospacing="1"/>
+        <w:ind w:left="1440" w:hanging="360"/>
+      </w:pPr>
+      <w:r>
+        <w:t xml:space="preserve">Un pays possède </w:t>
+      </w:r>
+      <w:r>
+        <w:rPr>
+          <w:rStyle w:val="6"/>
+        </w:rPr>
+        <w:t>0,n</w:t>
+      </w:r>
+      <w:r>
+        <w:t xml:space="preserve"> coureurs. </w:t>
+      </w:r>
+    </w:p>
+    <w:p>
+      <w:pPr>
+        <w:keepNext w:val="0"/>
+        <w:keepLines w:val="0"/>
+        <w:widowControl/>
+        <w:numPr>
+          <w:ilvl w:val="1"/>
+          <w:numId w:val="9"/>
+        </w:numPr>
+        <w:suppressLineNumbers w:val="0"/>
+        <w:tabs>
+          <w:tab w:val="left" w:pos="1440"/>
+        </w:tabs>
+        <w:spacing w:before="0" w:beforeAutospacing="1" w:after="0" w:afterAutospacing="1"/>
+        <w:ind w:left="1440" w:hanging="360"/>
+      </w:pPr>
+      <w:r>
+        <w:t xml:space="preserve">Un coureur appartient à </w:t>
+      </w:r>
+      <w:r>
+        <w:rPr>
+          <w:rStyle w:val="6"/>
+        </w:rPr>
+        <w:t>1,1</w:t>
+      </w:r>
+      <w:r>
+        <w:t xml:space="preserve"> pays. </w:t>
+      </w:r>
+    </w:p>
+    <w:p>
+      <w:pPr>
+        <w:keepNext w:val="0"/>
+        <w:keepLines w:val="0"/>
+        <w:widowControl/>
+        <w:numPr>
+          <w:ilvl w:val="0"/>
+          <w:numId w:val="7"/>
+        </w:numPr>
+        <w:suppressLineNumbers w:val="0"/>
+        <w:spacing w:before="0" w:beforeAutospacing="1" w:after="0" w:afterAutospacing="1"/>
+        <w:ind w:left="720" w:hanging="360"/>
+      </w:pPr>
+      <w:r>
+        <w:rPr>
+          <w:rStyle w:val="6"/>
+        </w:rPr>
+        <w:t>Est_de_type</w:t>
+      </w:r>
+      <w:r>
+        <w:t xml:space="preserve"> (entre ETAPE et TYPE_ETAPE) </w:t>
+      </w:r>
+    </w:p>
+    <w:p>
+      <w:pPr>
+        <w:keepNext w:val="0"/>
+        <w:keepLines w:val="0"/>
+        <w:widowControl/>
+        <w:numPr>
+          <w:ilvl w:val="1"/>
+          <w:numId w:val="10"/>
+        </w:numPr>
+        <w:suppressLineNumbers w:val="0"/>
+        <w:tabs>
+          <w:tab w:val="left" w:pos="1440"/>
+        </w:tabs>
+        <w:spacing w:before="0" w:beforeAutospacing="1" w:after="0" w:afterAutospacing="1"/>
+        <w:ind w:left="1440" w:hanging="360"/>
+      </w:pPr>
+      <w:r>
+        <w:t xml:space="preserve">Un type d'étape correspond à </w:t>
+      </w:r>
+      <w:r>
+        <w:rPr>
+          <w:rStyle w:val="6"/>
+        </w:rPr>
+        <w:t>0,n</w:t>
+      </w:r>
+      <w:r>
+        <w:t xml:space="preserve"> étapes. </w:t>
+      </w:r>
+    </w:p>
+    <w:p>
+      <w:pPr>
+        <w:keepNext w:val="0"/>
+        <w:keepLines w:val="0"/>
+        <w:widowControl/>
+        <w:numPr>
+          <w:ilvl w:val="1"/>
+          <w:numId w:val="10"/>
+        </w:numPr>
+        <w:suppressLineNumbers w:val="0"/>
+        <w:tabs>
+          <w:tab w:val="left" w:pos="1440"/>
+        </w:tabs>
+        <w:spacing w:before="0" w:beforeAutospacing="1" w:after="0" w:afterAutospacing="1"/>
+        <w:ind w:left="1440" w:hanging="360"/>
+      </w:pPr>
+      <w:r>
+        <w:t xml:space="preserve">Une étape possède </w:t>
+      </w:r>
+      <w:r>
+        <w:rPr>
+          <w:rStyle w:val="6"/>
+        </w:rPr>
+        <w:t>1,1</w:t>
+      </w:r>
+      <w:r>
+        <w:t xml:space="preserve"> type. </w:t>
+      </w:r>
+    </w:p>
+    <w:p>
+      <w:pPr>
+        <w:keepNext w:val="0"/>
+        <w:keepLines w:val="0"/>
+        <w:widowControl/>
+        <w:numPr>
+          <w:ilvl w:val="0"/>
+          <w:numId w:val="7"/>
+        </w:numPr>
+        <w:suppressLineNumbers w:val="0"/>
+        <w:spacing w:before="0" w:beforeAutospacing="1" w:after="0" w:afterAutospacing="1"/>
+        <w:ind w:left="720" w:hanging="360"/>
+      </w:pPr>
+      <w:r>
+        <w:rPr>
+          <w:rStyle w:val="6"/>
+        </w:rPr>
+        <w:t>PARTICIPER</w:t>
+      </w:r>
+      <w:r>
+        <w:t xml:space="preserve"> (entre COUREUR et ETAPE) </w:t>
+      </w:r>
+    </w:p>
+    <w:p>
+      <w:pPr>
+        <w:keepNext w:val="0"/>
+        <w:keepLines w:val="0"/>
+        <w:widowControl/>
+        <w:numPr>
+          <w:ilvl w:val="1"/>
+          <w:numId w:val="11"/>
+        </w:numPr>
+        <w:suppressLineNumbers w:val="0"/>
+        <w:tabs>
+          <w:tab w:val="left" w:pos="1440"/>
+        </w:tabs>
+        <w:spacing w:before="0" w:beforeAutospacing="1" w:after="0" w:afterAutospacing="1"/>
+        <w:ind w:left="1440" w:hanging="360"/>
+      </w:pPr>
+      <w:r>
+        <w:t xml:space="preserve">Un coureur participe à </w:t>
+      </w:r>
+      <w:r>
+        <w:rPr>
+          <w:rStyle w:val="6"/>
+        </w:rPr>
+        <w:t>0,n</w:t>
+      </w:r>
+      <w:r>
+        <w:t xml:space="preserve"> étapes. </w:t>
+      </w:r>
+    </w:p>
+    <w:p>
+      <w:pPr>
+        <w:keepNext w:val="0"/>
+        <w:keepLines w:val="0"/>
+        <w:widowControl/>
+        <w:numPr>
+          <w:ilvl w:val="1"/>
+          <w:numId w:val="11"/>
+        </w:numPr>
+        <w:suppressLineNumbers w:val="0"/>
+        <w:tabs>
+          <w:tab w:val="left" w:pos="1440"/>
+        </w:tabs>
+        <w:spacing w:before="0" w:beforeAutospacing="1" w:after="0" w:afterAutospacing="1"/>
+        <w:ind w:left="1440" w:hanging="360"/>
+      </w:pPr>
+      <w:r>
+        <w:t xml:space="preserve">Une étape accueille </w:t>
+      </w:r>
+      <w:r>
+        <w:rPr>
+          <w:rStyle w:val="6"/>
+        </w:rPr>
+        <w:t>0,n</w:t>
+      </w:r>
+      <w:r>
+        <w:t xml:space="preserve"> coureurs. </w:t>
+      </w:r>
+    </w:p>
+    <w:p>
+      <w:pPr>
+        <w:keepNext w:val="0"/>
+        <w:keepLines w:val="0"/>
+        <w:widowControl/>
+        <w:numPr>
+          <w:ilvl w:val="1"/>
+          <w:numId w:val="11"/>
+        </w:numPr>
+        <w:suppressLineNumbers w:val="0"/>
+        <w:tabs>
+          <w:tab w:val="left" w:pos="1440"/>
+        </w:tabs>
+        <w:spacing w:before="0" w:beforeAutospacing="1" w:after="0" w:afterAutospacing="1"/>
+        <w:ind w:left="1440" w:hanging="360"/>
+      </w:pPr>
+      <w:r>
+        <w:t xml:space="preserve">Attribut de l'association : </w:t>
+      </w:r>
+      <w:r>
+        <w:rPr>
+          <w:rStyle w:val="6"/>
+        </w:rPr>
+        <w:t>TempsRéalisé</w:t>
+      </w:r>
+      <w:r>
+        <w:t>.</w:t>
+      </w:r>
+    </w:p>
+    <w:p>
+      <w:pPr>
+        <w:numPr>
+          <w:ilvl w:val="0"/>
           <w:numId w:val="0"/>
         </w:numPr>
         <w:ind w:leftChars="0"/>
@@ -1163,6 +1168,12 @@
           <w:szCs w:val="28"/>
           <w:lang w:val="fr-FR"/>
         </w:rPr>
+        <w:sectPr>
+          <w:pgSz w:w="11906" w:h="16838"/>
+          <w:pgMar w:top="1440" w:right="1800" w:bottom="1440" w:left="1800" w:header="851" w:footer="992" w:gutter="0"/>
+          <w:cols w:space="425" w:num="1"/>
+          <w:docGrid w:type="lines" w:linePitch="312" w:charSpace="0"/>
+        </w:sectPr>
       </w:pPr>
       <w:r>
         <w:rPr>
@@ -1175,9 +1186,9 @@
         </w:rPr>
         <w:drawing>
           <wp:inline distT="0" distB="0" distL="114300" distR="114300">
-            <wp:extent cx="5921375" cy="3839845"/>
-            <wp:effectExtent l="0" t="0" r="6985" b="635"/>
-            <wp:docPr id="4" name="Image 4" descr="Image1"/>
+            <wp:extent cx="5270500" cy="3839845"/>
+            <wp:effectExtent l="0" t="0" r="2540" b="635"/>
+            <wp:docPr id="2" name="Image 2" descr="Image1"/>
             <wp:cNvGraphicFramePr>
               <a:graphicFrameLocks xmlns:a="http://schemas.openxmlformats.org/drawingml/2006/main" noChangeAspect="1"/>
             </wp:cNvGraphicFramePr>
@@ -1185,7 +1196,7 @@
               <a:graphicData uri="http://schemas.openxmlformats.org/drawingml/2006/picture">
                 <pic:pic xmlns:pic="http://schemas.openxmlformats.org/drawingml/2006/picture">
                   <pic:nvPicPr>
-                    <pic:cNvPr id="4" name="Image 4" descr="Image1"/>
+                    <pic:cNvPr id="2" name="Image 2" descr="Image1"/>
                     <pic:cNvPicPr>
                       <a:picLocks noChangeAspect="1"/>
                     </pic:cNvPicPr>
@@ -1199,7 +1210,7 @@
                   <pic:spPr>
                     <a:xfrm>
                       <a:off x="0" y="0"/>
-                      <a:ext cx="5921375" cy="3839845"/>
+                      <a:ext cx="5270500" cy="3839845"/>
                     </a:xfrm>
                     <a:prstGeom prst="rect">
                       <a:avLst/>
@@ -1211,6 +1222,509 @@
           </wp:inline>
         </w:drawing>
       </w:r>
+    </w:p>
+    <w:p>
+      <w:pPr>
+        <w:numPr>
+          <w:ilvl w:val="0"/>
+          <w:numId w:val="0"/>
+        </w:numPr>
+        <w:ind w:leftChars="0"/>
+        <w:rPr>
+          <w:rFonts w:hint="default" w:ascii="SimSun" w:hAnsi="SimSun" w:eastAsia="SimSun" w:cs="SimSun"/>
+          <w:b/>
+          <w:bCs/>
+          <w:sz w:val="28"/>
+          <w:szCs w:val="28"/>
+          <w:lang w:val="fr-FR"/>
+        </w:rPr>
+      </w:pPr>
+      <w:r>
+        <w:rPr>
+          <w:rFonts w:hint="default" w:ascii="SimSun" w:hAnsi="SimSun" w:eastAsia="SimSun" w:cs="SimSun"/>
+          <w:b/>
+          <w:bCs/>
+          <w:sz w:val="28"/>
+          <w:szCs w:val="28"/>
+          <w:lang w:val="fr-FR"/>
+        </w:rPr>
+        <w:t>III.</w:t>
+      </w:r>
+      <w:r>
+        <w:rPr>
+          <w:rFonts w:ascii="SimSun" w:hAnsi="SimSun" w:eastAsia="SimSun" w:cs="SimSun"/>
+          <w:b/>
+          <w:bCs/>
+          <w:sz w:val="28"/>
+          <w:szCs w:val="28"/>
+        </w:rPr>
+        <w:t>Langage de manipulation de données</w:t>
+      </w:r>
+    </w:p>
+    <w:p>
+      <w:pPr>
+        <w:numPr>
+          <w:ilvl w:val="0"/>
+          <w:numId w:val="0"/>
+        </w:numPr>
+        <w:ind w:leftChars="0"/>
+        <w:rPr>
+          <w:rFonts w:ascii="SimSun" w:hAnsi="SimSun" w:eastAsia="SimSun" w:cs="SimSun"/>
+          <w:b/>
+          <w:bCs/>
+          <w:sz w:val="24"/>
+          <w:szCs w:val="24"/>
+        </w:rPr>
+      </w:pPr>
+      <w:r>
+        <w:rPr>
+          <w:rFonts w:hint="default" w:ascii="SimSun" w:hAnsi="SimSun" w:eastAsia="SimSun" w:cs="SimSun"/>
+          <w:b/>
+          <w:bCs/>
+          <w:sz w:val="24"/>
+          <w:szCs w:val="24"/>
+          <w:lang w:val="fr-FR"/>
+        </w:rPr>
+        <w:t>h</w:t>
+      </w:r>
+      <w:r>
+        <w:rPr>
+          <w:rFonts w:ascii="SimSun" w:hAnsi="SimSun" w:eastAsia="SimSun" w:cs="SimSun"/>
+          <w:b/>
+          <w:bCs/>
+          <w:sz w:val="24"/>
+          <w:szCs w:val="24"/>
+        </w:rPr>
+        <w:t>. Problèmes rencontrés lors de l'insertion et solutions proposées</w:t>
+      </w:r>
+    </w:p>
+    <w:p>
+      <w:pPr>
+        <w:numPr>
+          <w:ilvl w:val="0"/>
+          <w:numId w:val="0"/>
+        </w:numPr>
+        <w:ind w:leftChars="0"/>
+        <w:rPr>
+          <w:rStyle w:val="6"/>
+          <w:rFonts w:ascii="SimSun" w:hAnsi="SimSun" w:eastAsia="SimSun" w:cs="SimSun"/>
+          <w:sz w:val="24"/>
+          <w:szCs w:val="24"/>
+        </w:rPr>
+      </w:pPr>
+    </w:p>
+    <w:p>
+      <w:pPr>
+        <w:numPr>
+          <w:ilvl w:val="0"/>
+          <w:numId w:val="0"/>
+        </w:numPr>
+        <w:ind w:leftChars="0"/>
+        <w:rPr>
+          <w:rFonts w:ascii="SimSun" w:hAnsi="SimSun" w:eastAsia="SimSun" w:cs="SimSun"/>
+          <w:sz w:val="24"/>
+          <w:szCs w:val="24"/>
+        </w:rPr>
+      </w:pPr>
+      <w:r>
+        <w:rPr>
+          <w:rStyle w:val="6"/>
+          <w:rFonts w:ascii="SimSun" w:hAnsi="SimSun" w:eastAsia="SimSun" w:cs="SimSun"/>
+          <w:sz w:val="24"/>
+          <w:szCs w:val="24"/>
+        </w:rPr>
+        <w:t>Incohérence de code pays</w:t>
+      </w:r>
+      <w:r>
+        <w:rPr>
+          <w:rFonts w:ascii="SimSun" w:hAnsi="SimSun" w:eastAsia="SimSun" w:cs="SimSun"/>
+          <w:sz w:val="24"/>
+          <w:szCs w:val="24"/>
+        </w:rPr>
+        <w:t xml:space="preserve"> : le coureur Chris Boardman a </w:t>
+      </w:r>
+      <w:r>
+        <w:rPr>
+          <w:rStyle w:val="5"/>
+          <w:rFonts w:ascii="SimSun" w:hAnsi="SimSun" w:eastAsia="SimSun" w:cs="SimSun"/>
+          <w:sz w:val="24"/>
+          <w:szCs w:val="24"/>
+        </w:rPr>
+        <w:t>GBR</w:t>
+      </w:r>
+      <w:r>
+        <w:rPr>
+          <w:rFonts w:ascii="SimSun" w:hAnsi="SimSun" w:eastAsia="SimSun" w:cs="SimSun"/>
+          <w:sz w:val="24"/>
+          <w:szCs w:val="24"/>
+        </w:rPr>
+        <w:t xml:space="preserve">, mais la table PAYS d'origine ne définissait que </w:t>
+      </w:r>
+      <w:r>
+        <w:rPr>
+          <w:rStyle w:val="5"/>
+          <w:rFonts w:ascii="SimSun" w:hAnsi="SimSun" w:eastAsia="SimSun" w:cs="SimSun"/>
+          <w:sz w:val="24"/>
+          <w:szCs w:val="24"/>
+        </w:rPr>
+        <w:t>BR</w:t>
+      </w:r>
+      <w:r>
+        <w:rPr>
+          <w:rFonts w:ascii="SimSun" w:hAnsi="SimSun" w:eastAsia="SimSun" w:cs="SimSun"/>
+          <w:sz w:val="24"/>
+          <w:szCs w:val="24"/>
+        </w:rPr>
+        <w:t xml:space="preserve"> pour la Grande Bretagne → violation de contrainte de clé étrangère.</w:t>
+      </w:r>
+    </w:p>
+    <w:p>
+      <w:pPr>
+        <w:numPr>
+          <w:ilvl w:val="0"/>
+          <w:numId w:val="0"/>
+        </w:numPr>
+        <w:ind w:leftChars="0"/>
+        <w:rPr>
+          <w:rFonts w:ascii="SimSun" w:hAnsi="SimSun" w:eastAsia="SimSun" w:cs="SimSun"/>
+          <w:sz w:val="24"/>
+          <w:szCs w:val="24"/>
+        </w:rPr>
+      </w:pPr>
+      <w:r>
+        <w:rPr>
+          <w:rFonts w:hint="default" w:ascii="SimSun" w:hAnsi="SimSun" w:eastAsia="SimSun" w:cs="SimSun"/>
+          <w:b/>
+          <w:bCs/>
+          <w:sz w:val="24"/>
+          <w:szCs w:val="24"/>
+          <w:lang w:val="fr-FR"/>
+        </w:rPr>
+        <w:t>Solution</w:t>
+      </w:r>
+      <w:r>
+        <w:rPr>
+          <w:rFonts w:hint="default" w:ascii="SimSun" w:hAnsi="SimSun" w:eastAsia="SimSun" w:cs="SimSun"/>
+          <w:sz w:val="24"/>
+          <w:szCs w:val="24"/>
+          <w:lang w:val="fr-FR"/>
+        </w:rPr>
+        <w:t xml:space="preserve"> : </w:t>
+      </w:r>
+      <w:r>
+        <w:rPr>
+          <w:rFonts w:ascii="SimSun" w:hAnsi="SimSun" w:eastAsia="SimSun" w:cs="SimSun"/>
+          <w:sz w:val="24"/>
+          <w:szCs w:val="24"/>
+        </w:rPr>
+        <w:t xml:space="preserve">Harmoniser le code sur </w:t>
+      </w:r>
+      <w:r>
+        <w:rPr>
+          <w:rStyle w:val="5"/>
+          <w:rFonts w:ascii="SimSun" w:hAnsi="SimSun" w:eastAsia="SimSun" w:cs="SimSun"/>
+          <w:sz w:val="24"/>
+          <w:szCs w:val="24"/>
+        </w:rPr>
+        <w:t>GBR</w:t>
+      </w:r>
+      <w:r>
+        <w:rPr>
+          <w:rFonts w:ascii="SimSun" w:hAnsi="SimSun" w:eastAsia="SimSun" w:cs="SimSun"/>
+          <w:sz w:val="24"/>
+          <w:szCs w:val="24"/>
+        </w:rPr>
+        <w:t xml:space="preserve"> dans les deux tables (choix retenu ci-dessus) ou sur </w:t>
+      </w:r>
+      <w:r>
+        <w:rPr>
+          <w:rStyle w:val="5"/>
+          <w:rFonts w:ascii="SimSun" w:hAnsi="SimSun" w:eastAsia="SimSun" w:cs="SimSun"/>
+          <w:sz w:val="24"/>
+          <w:szCs w:val="24"/>
+        </w:rPr>
+        <w:t>BR</w:t>
+      </w:r>
+      <w:r>
+        <w:rPr>
+          <w:rFonts w:ascii="SimSun" w:hAnsi="SimSun" w:eastAsia="SimSun" w:cs="SimSun"/>
+          <w:sz w:val="24"/>
+          <w:szCs w:val="24"/>
+        </w:rPr>
+        <w:t xml:space="preserve"> partout.</w:t>
+      </w:r>
+    </w:p>
+    <w:p>
+      <w:pPr>
+        <w:numPr>
+          <w:ilvl w:val="0"/>
+          <w:numId w:val="0"/>
+        </w:numPr>
+        <w:ind w:leftChars="0"/>
+        <w:rPr>
+          <w:rFonts w:ascii="SimSun" w:hAnsi="SimSun" w:eastAsia="SimSun" w:cs="SimSun"/>
+          <w:sz w:val="24"/>
+          <w:szCs w:val="24"/>
+        </w:rPr>
+      </w:pPr>
+    </w:p>
+    <w:p>
+      <w:pPr>
+        <w:numPr>
+          <w:ilvl w:val="0"/>
+          <w:numId w:val="0"/>
+        </w:numPr>
+        <w:ind w:leftChars="0"/>
+        <w:rPr>
+          <w:rFonts w:ascii="SimSun" w:hAnsi="SimSun" w:eastAsia="SimSun" w:cs="SimSun"/>
+          <w:sz w:val="24"/>
+          <w:szCs w:val="24"/>
+        </w:rPr>
+      </w:pPr>
+      <w:r>
+        <w:rPr>
+          <w:rStyle w:val="6"/>
+          <w:rFonts w:ascii="SimSun" w:hAnsi="SimSun" w:eastAsia="SimSun" w:cs="SimSun"/>
+          <w:sz w:val="24"/>
+          <w:szCs w:val="24"/>
+        </w:rPr>
+        <w:t>Date invalide</w:t>
+      </w:r>
+      <w:r>
+        <w:rPr>
+          <w:rFonts w:ascii="SimSun" w:hAnsi="SimSun" w:eastAsia="SimSun" w:cs="SimSun"/>
+          <w:sz w:val="24"/>
+          <w:szCs w:val="24"/>
+        </w:rPr>
+        <w:t xml:space="preserve"> : l'étape 5 avait la date « 9/07/20010 » (année à 5 chiffres, faute de frappe manifeste).</w:t>
+      </w:r>
+    </w:p>
+    <w:p>
+      <w:pPr>
+        <w:numPr>
+          <w:ilvl w:val="0"/>
+          <w:numId w:val="0"/>
+        </w:numPr>
+        <w:ind w:leftChars="0"/>
+        <w:rPr>
+          <w:rFonts w:ascii="SimSun" w:hAnsi="SimSun" w:eastAsia="SimSun" w:cs="SimSun"/>
+          <w:sz w:val="24"/>
+          <w:szCs w:val="24"/>
+        </w:rPr>
+      </w:pPr>
+      <w:r>
+        <w:rPr>
+          <w:rFonts w:hint="default" w:ascii="SimSun" w:hAnsi="SimSun" w:eastAsia="SimSun" w:cs="SimSun"/>
+          <w:b/>
+          <w:bCs/>
+          <w:sz w:val="24"/>
+          <w:szCs w:val="24"/>
+          <w:lang w:val="fr-FR"/>
+        </w:rPr>
+        <w:t>Solution</w:t>
+      </w:r>
+      <w:r>
+        <w:rPr>
+          <w:rFonts w:hint="default" w:ascii="SimSun" w:hAnsi="SimSun" w:eastAsia="SimSun" w:cs="SimSun"/>
+          <w:sz w:val="24"/>
+          <w:szCs w:val="24"/>
+          <w:lang w:val="fr-FR"/>
+        </w:rPr>
+        <w:t xml:space="preserve"> : </w:t>
+      </w:r>
+      <w:r>
+        <w:rPr>
+          <w:rFonts w:ascii="SimSun" w:hAnsi="SimSun" w:eastAsia="SimSun" w:cs="SimSun"/>
+          <w:sz w:val="24"/>
+          <w:szCs w:val="24"/>
+        </w:rPr>
+        <w:t xml:space="preserve">Corriger en </w:t>
+      </w:r>
+      <w:r>
+        <w:rPr>
+          <w:rStyle w:val="5"/>
+          <w:rFonts w:ascii="SimSun" w:hAnsi="SimSun" w:eastAsia="SimSun" w:cs="SimSun"/>
+          <w:sz w:val="24"/>
+          <w:szCs w:val="24"/>
+        </w:rPr>
+        <w:t>2010-07-09</w:t>
+      </w:r>
+      <w:r>
+        <w:rPr>
+          <w:rFonts w:ascii="SimSun" w:hAnsi="SimSun" w:eastAsia="SimSun" w:cs="SimSun"/>
+          <w:sz w:val="24"/>
+          <w:szCs w:val="24"/>
+        </w:rPr>
+        <w:t xml:space="preserve"> après vérification du contexte (dates encadrantes).</w:t>
+      </w:r>
+    </w:p>
+    <w:p>
+      <w:pPr>
+        <w:numPr>
+          <w:ilvl w:val="0"/>
+          <w:numId w:val="0"/>
+        </w:numPr>
+        <w:ind w:leftChars="0"/>
+        <w:rPr>
+          <w:rFonts w:ascii="SimSun" w:hAnsi="SimSun" w:eastAsia="SimSun" w:cs="SimSun"/>
+          <w:sz w:val="24"/>
+          <w:szCs w:val="24"/>
+        </w:rPr>
+      </w:pPr>
+    </w:p>
+    <w:p>
+      <w:pPr>
+        <w:numPr>
+          <w:ilvl w:val="0"/>
+          <w:numId w:val="0"/>
+        </w:numPr>
+        <w:ind w:leftChars="0"/>
+        <w:rPr>
+          <w:rFonts w:ascii="SimSun" w:hAnsi="SimSun" w:eastAsia="SimSun" w:cs="SimSun"/>
+          <w:sz w:val="24"/>
+          <w:szCs w:val="24"/>
+        </w:rPr>
+      </w:pPr>
+      <w:r>
+        <w:rPr>
+          <w:rStyle w:val="6"/>
+          <w:rFonts w:ascii="SimSun" w:hAnsi="SimSun" w:eastAsia="SimSun" w:cs="SimSun"/>
+          <w:sz w:val="24"/>
+          <w:szCs w:val="24"/>
+        </w:rPr>
+        <w:t>Ordre d'insertion</w:t>
+      </w:r>
+      <w:r>
+        <w:rPr>
+          <w:rFonts w:ascii="SimSun" w:hAnsi="SimSun" w:eastAsia="SimSun" w:cs="SimSun"/>
+          <w:sz w:val="24"/>
+          <w:szCs w:val="24"/>
+        </w:rPr>
+        <w:t xml:space="preserve"> : PARTICIPER référence COUREUR et ETAPE, COUREUR référence EQUIPE et PAYS, ETAPE référence TYPE_ETAPE → une insertion dans le mauvais ordre provoque une violation de clé étrangère.</w:t>
+      </w:r>
+    </w:p>
+    <w:p>
+      <w:pPr>
+        <w:numPr>
+          <w:ilvl w:val="0"/>
+          <w:numId w:val="0"/>
+        </w:numPr>
+        <w:ind w:leftChars="0"/>
+        <w:rPr>
+          <w:rFonts w:ascii="SimSun" w:hAnsi="SimSun" w:eastAsia="SimSun" w:cs="SimSun"/>
+          <w:sz w:val="24"/>
+          <w:szCs w:val="24"/>
+        </w:rPr>
+      </w:pPr>
+      <w:r>
+        <w:rPr>
+          <w:rFonts w:hint="default" w:ascii="SimSun" w:hAnsi="SimSun" w:eastAsia="SimSun" w:cs="SimSun"/>
+          <w:b/>
+          <w:bCs/>
+          <w:sz w:val="24"/>
+          <w:szCs w:val="24"/>
+          <w:lang w:val="fr-FR"/>
+        </w:rPr>
+        <w:t>Solution</w:t>
+      </w:r>
+      <w:r>
+        <w:rPr>
+          <w:rFonts w:hint="default" w:ascii="SimSun" w:hAnsi="SimSun" w:eastAsia="SimSun" w:cs="SimSun"/>
+          <w:b w:val="0"/>
+          <w:bCs w:val="0"/>
+          <w:sz w:val="24"/>
+          <w:szCs w:val="24"/>
+          <w:lang w:val="fr-FR"/>
+        </w:rPr>
+        <w:t xml:space="preserve"> : </w:t>
+      </w:r>
+      <w:r>
+        <w:rPr>
+          <w:rFonts w:ascii="SimSun" w:hAnsi="SimSun" w:eastAsia="SimSun" w:cs="SimSun"/>
+          <w:sz w:val="24"/>
+          <w:szCs w:val="24"/>
+        </w:rPr>
+        <w:t>Respecter l'ordre : PAYS/EQUIPE/TYPE_ETAPE</w:t>
+      </w:r>
+      <w:r>
+        <w:rPr>
+          <w:rFonts w:hint="default" w:ascii="SimSun" w:hAnsi="SimSun" w:eastAsia="SimSun" w:cs="SimSun"/>
+          <w:sz w:val="24"/>
+          <w:szCs w:val="24"/>
+          <w:lang w:val="fr-FR"/>
+        </w:rPr>
+        <w:t>,</w:t>
+      </w:r>
+      <w:r>
+        <w:rPr>
+          <w:rFonts w:ascii="SimSun" w:hAnsi="SimSun" w:eastAsia="SimSun" w:cs="SimSun"/>
+          <w:sz w:val="24"/>
+          <w:szCs w:val="24"/>
+        </w:rPr>
+        <w:t xml:space="preserve"> COUREUR/ETAPE</w:t>
+      </w:r>
+      <w:r>
+        <w:rPr>
+          <w:rFonts w:hint="default" w:ascii="SimSun" w:hAnsi="SimSun" w:eastAsia="SimSun" w:cs="SimSun"/>
+          <w:sz w:val="24"/>
+          <w:szCs w:val="24"/>
+          <w:lang w:val="fr-FR"/>
+        </w:rPr>
+        <w:t>,</w:t>
+      </w:r>
+      <w:bookmarkStart w:id="0" w:name="_GoBack"/>
+      <w:bookmarkEnd w:id="0"/>
+      <w:r>
+        <w:rPr>
+          <w:rFonts w:ascii="SimSun" w:hAnsi="SimSun" w:eastAsia="SimSun" w:cs="SimSun"/>
+          <w:sz w:val="24"/>
+          <w:szCs w:val="24"/>
+        </w:rPr>
+        <w:t xml:space="preserve"> PARTICIPER.</w:t>
+      </w:r>
+    </w:p>
+    <w:p>
+      <w:pPr>
+        <w:numPr>
+          <w:ilvl w:val="0"/>
+          <w:numId w:val="0"/>
+        </w:numPr>
+        <w:ind w:leftChars="0"/>
+        <w:rPr>
+          <w:rFonts w:ascii="SimSun" w:hAnsi="SimSun" w:eastAsia="SimSun" w:cs="SimSun"/>
+          <w:sz w:val="24"/>
+          <w:szCs w:val="24"/>
+        </w:rPr>
+      </w:pPr>
+    </w:p>
+    <w:p>
+      <w:pPr>
+        <w:numPr>
+          <w:ilvl w:val="0"/>
+          <w:numId w:val="0"/>
+        </w:numPr>
+        <w:ind w:leftChars="0"/>
+        <w:rPr>
+          <w:rFonts w:ascii="SimSun" w:hAnsi="SimSun" w:eastAsia="SimSun" w:cs="SimSun"/>
+          <w:sz w:val="24"/>
+          <w:szCs w:val="24"/>
+        </w:rPr>
+      </w:pPr>
+    </w:p>
+    <w:p>
+      <w:pPr>
+        <w:numPr>
+          <w:ilvl w:val="0"/>
+          <w:numId w:val="0"/>
+        </w:numPr>
+        <w:ind w:leftChars="0"/>
+        <w:rPr>
+          <w:rFonts w:hint="default" w:ascii="SimSun" w:hAnsi="SimSun" w:eastAsia="SimSun" w:cs="SimSun"/>
+          <w:sz w:val="24"/>
+          <w:szCs w:val="24"/>
+          <w:lang w:val="fr-FR"/>
+        </w:rPr>
+      </w:pPr>
     </w:p>
     <w:sectPr>
       <w:pgSz w:w="11906" w:h="16838"/>
@@ -1882,14 +2396,14 @@
     <w:lsdException w:unhideWhenUsed="0" w:uiPriority="0" w:semiHidden="0" w:name="Body Text Indent 2"/>
     <w:lsdException w:unhideWhenUsed="0" w:uiPriority="0" w:semiHidden="0" w:name="Body Text Indent 3"/>
     <w:lsdException w:unhideWhenUsed="0" w:uiPriority="0" w:semiHidden="0" w:name="Block Text"/>
-    <w:lsdException w:unhideWhenUsed="0" w:uiPriority="0" w:semiHidden="0" w:name="Hyperlink"/>
+    <w:lsdException w:qFormat="1" w:unhideWhenUsed="0" w:uiPriority="0" w:semiHidden="0" w:name="Hyperlink"/>
     <w:lsdException w:unhideWhenUsed="0" w:uiPriority="0" w:semiHidden="0" w:name="FollowedHyperlink"/>
     <w:lsdException w:qFormat="1" w:unhideWhenUsed="0" w:uiPriority="0" w:semiHidden="0" w:name="Strong"/>
     <w:lsdException w:qFormat="1" w:unhideWhenUsed="0" w:uiPriority="0" w:semiHidden="0" w:name="Emphasis"/>
     <w:lsdException w:unhideWhenUsed="0" w:uiPriority="0" w:semiHidden="0" w:name="Document Map"/>
     <w:lsdException w:unhideWhenUsed="0" w:uiPriority="0" w:semiHidden="0" w:name="Plain Text"/>
     <w:lsdException w:unhideWhenUsed="0" w:uiPriority="0" w:semiHidden="0" w:name="E-mail Signature"/>
-    <w:lsdException w:unhideWhenUsed="0" w:uiPriority="0" w:semiHidden="0" w:name="Normal (Web)"/>
+    <w:lsdException w:qFormat="1" w:unhideWhenUsed="0" w:uiPriority="0" w:semiHidden="0" w:name="Normal (Web)"/>
     <w:lsdException w:unhideWhenUsed="0" w:uiPriority="0" w:semiHidden="0" w:name="HTML Acronym"/>
     <w:lsdException w:unhideWhenUsed="0" w:uiPriority="0" w:semiHidden="0" w:name="HTML Address"/>
     <w:lsdException w:unhideWhenUsed="0" w:uiPriority="0" w:semiHidden="0" w:name="HTML Cite"/>
@@ -1947,7 +2461,7 @@
     <w:qFormat/>
     <w:uiPriority w:val="0"/>
   </w:style>
-  <w:style w:type="table" w:default="1" w:styleId="7">
+  <w:style w:type="table" w:default="1" w:styleId="8">
     <w:name w:val="Normal Table"/>
     <w:semiHidden/>
     <w:qFormat/>
@@ -1963,6 +2477,7 @@
   </w:style>
   <w:style w:type="character" w:styleId="4">
     <w:name w:val="Hyperlink"/>
+    <w:qFormat/>
     <w:uiPriority w:val="0"/>
     <w:rPr>
       <w:color w:val="0000FF"/>
@@ -1970,6 +2485,15 @@
     </w:rPr>
   </w:style>
   <w:style w:type="character" w:styleId="5">
+    <w:name w:val="HTML Code"/>
+    <w:uiPriority w:val="0"/>
+    <w:rPr>
+      <w:rFonts w:ascii="Courier New" w:hAnsi="Courier New" w:cs="Courier New"/>
+      <w:sz w:val="20"/>
+      <w:szCs w:val="20"/>
+    </w:rPr>
+  </w:style>
+  <w:style w:type="character" w:styleId="6">
     <w:name w:val="Strong"/>
     <w:qFormat/>
     <w:uiPriority w:val="0"/>
@@ -1978,8 +2502,9 @@
       <w:bCs/>
     </w:rPr>
   </w:style>
-  <w:style w:type="paragraph" w:styleId="6">
+  <w:style w:type="paragraph" w:styleId="7">
     <w:name w:val="Normal (Web)"/>
+    <w:qFormat/>
     <w:uiPriority w:val="0"/>
     <w:pPr>
       <w:spacing w:before="0" w:beforeAutospacing="1" w:after="0" w:afterAutospacing="1"/>
@@ -1987,6 +2512,7 @@
       <w:jc w:val="left"/>
     </w:pPr>
     <w:rPr>
+      <w:rFonts w:ascii="Times New Roman" w:hAnsi="Times New Roman" w:eastAsia="SimSun" w:cs="Times New Roman"/>
       <w:kern w:val="0"/>
       <w:sz w:val="24"/>
       <w:szCs w:val="24"/>
